--- a/docs/Manual_Operacion_Instalacion_Control_Accesos.docx
+++ b/docs/Manual_Operacion_Instalacion_Control_Accesos.docx
@@ -46,7 +46,7 @@
         </w:rPr>
         <w:t>Sistema local (panel de oficina) · Centro de Control (COCE) · App Android (tablet)</w:t>
         <w:br/>
-        <w:t>Versión documental: 1.0 — 04/09/2026</w:t>
+        <w:t>Versión documental: 1.1 — 05/10/2026</w:t>
       </w:r>
     </w:p>
     <w:p>
@@ -2381,7 +2381,7 @@
           <w:b w:val="0"/>
           <w:sz w:val="22"/>
         </w:rPr>
-        <w:t>Mismo repositorio santander: carpetas coce-api/ y coce-dashboard/.</w:t>
+        <w:t>Mismo repositorio santander (rama main): carpetas coce-api/ y coce-dashboard/.</w:t>
       </w:r>
     </w:p>
     <w:p>
@@ -2399,6 +2399,40 @@
     </w:p>
     <w:p>
       <w:pPr>
+        <w:spacing w:after="160" w:before="0"/>
+      </w:pPr>
+      <w:r>
+        <w:rPr>
+          <w:rFonts w:ascii="Calibri" w:hAnsi="Calibri" w:eastAsia="Calibri"/>
+          <w:b/>
+          <w:sz w:val="22"/>
+        </w:rPr>
+        <w:t>Linux (Ubuntu):</w:t>
+      </w:r>
+    </w:p>
+    <w:p>
+      <w:pPr>
+        <w:spacing w:after="200"/>
+        <w:ind w:left="283"/>
+      </w:pPr>
+      <w:r>
+        <w:rPr>
+          <w:rFonts w:ascii="Consolas" w:hAnsi="Consolas" w:eastAsia="Consolas"/>
+          <w:sz w:val="18"/>
+        </w:rPr>
+        <w:t>sudo apt update</w:t>
+        <w:br/>
+        <w:t>sudo apt install -y git python3 python3-venv python3-pip</w:t>
+        <w:br/>
+        <w:t>cd ~</w:t>
+        <w:br/>
+        <w:t>git clone -b main https://github.com/jorgesolano92/santander.git</w:t>
+        <w:br/>
+        <w:t>cd santander</w:t>
+      </w:r>
+    </w:p>
+    <w:p>
+      <w:pPr>
         <w:pStyle w:val="Heading2"/>
       </w:pPr>
       <w:r>
@@ -2456,6 +2490,70 @@
           <w:color w:val="333333"/>
         </w:rPr>
         <w:t>5.3 Instalación — API</w:t>
+      </w:r>
+    </w:p>
+    <w:p>
+      <w:pPr>
+        <w:spacing w:after="160" w:before="0"/>
+      </w:pPr>
+      <w:r>
+        <w:rPr>
+          <w:rFonts w:ascii="Calibri" w:hAnsi="Calibri" w:eastAsia="Calibri"/>
+          <w:b w:val="0"/>
+          <w:sz w:val="22"/>
+        </w:rPr>
+        <w:t>La configuración de la API está en el archivo coce-api/.env. Ese archivo no viene en el repositorio (contiene secretos): se crea copiando la plantilla coce-api/.env.example que está en la misma carpeta, y después se editan en él las variables COCE_JWT_SECRET, COCE_SECRETS_KEY y COCE_CORS_ORIGINS.</w:t>
+      </w:r>
+    </w:p>
+    <w:p>
+      <w:pPr>
+        <w:spacing w:after="160" w:before="0"/>
+      </w:pPr>
+      <w:r>
+        <w:rPr>
+          <w:rFonts w:ascii="Calibri" w:hAnsi="Calibri" w:eastAsia="Calibri"/>
+          <w:b/>
+          <w:sz w:val="22"/>
+        </w:rPr>
+        <w:t>Linux (Ubuntu):</w:t>
+      </w:r>
+    </w:p>
+    <w:p>
+      <w:pPr>
+        <w:spacing w:after="200"/>
+        <w:ind w:left="283"/>
+      </w:pPr>
+      <w:r>
+        <w:rPr>
+          <w:rFonts w:ascii="Consolas" w:hAnsi="Consolas" w:eastAsia="Consolas"/>
+          <w:sz w:val="18"/>
+        </w:rPr>
+        <w:t>cd ~/santander/coce-api</w:t>
+        <w:br/>
+        <w:t>python3 -m venv .venv</w:t>
+        <w:br/>
+        <w:t>source .venv/bin/activate</w:t>
+        <w:br/>
+        <w:t>pip install -r requirements.txt</w:t>
+        <w:br/>
+        <w:t>cp .env.example .env</w:t>
+        <w:br/>
+        <w:t>nano .env          # editar variables (ver tabla y comandos de abajo)</w:t>
+        <w:br/>
+        <w:t>python -m app.main</w:t>
+      </w:r>
+    </w:p>
+    <w:p>
+      <w:pPr>
+        <w:spacing w:after="160" w:before="0"/>
+      </w:pPr>
+      <w:r>
+        <w:rPr>
+          <w:rFonts w:ascii="Calibri" w:hAnsi="Calibri" w:eastAsia="Calibri"/>
+          <w:b/>
+          <w:sz w:val="22"/>
+        </w:rPr>
+        <w:t>Windows:</w:t>
       </w:r>
     </w:p>
     <w:p>
@@ -2478,9 +2576,270 @@
         <w:br/>
         <w:t>copy .env.example .env</w:t>
         <w:br/>
-        <w:t># Editar: COCE_JWT_SECRET, COCE_SECRETS_KEY, COCE_CORS_ORIGINS</w:t>
+        <w:t>notepad .env       # editar variables (ver tabla y comandos de abajo)</w:t>
         <w:br/>
         <w:t>python -m app.main</w:t>
+      </w:r>
+    </w:p>
+    <w:p>
+      <w:pPr>
+        <w:spacing w:after="160" w:before="0"/>
+      </w:pPr>
+      <w:r>
+        <w:rPr>
+          <w:rFonts w:ascii="Calibri" w:hAnsi="Calibri" w:eastAsia="Calibri"/>
+          <w:b/>
+          <w:sz w:val="22"/>
+        </w:rPr>
+        <w:t>Variables a editar en coce-api/.env:</w:t>
+      </w:r>
+    </w:p>
+    <w:tbl>
+      <w:tblPr>
+        <w:tblStyle w:val="TableGrid"/>
+        <w:tblW w:type="auto" w:w="0"/>
+        <w:tblLook w:firstColumn="1" w:firstRow="1" w:lastColumn="0" w:lastRow="0" w:noHBand="0" w:noVBand="1" w:val="04A0"/>
+      </w:tblPr>
+      <w:tblGrid>
+        <w:gridCol w:w="4873"/>
+        <w:gridCol w:w="4873"/>
+      </w:tblGrid>
+      <w:tr>
+        <w:tc>
+          <w:tcPr>
+            <w:tcW w:type="dxa" w:w="4873"/>
+          </w:tcPr>
+          <w:p>
+            <w:r>
+              <w:rPr>
+                <w:rFonts w:ascii="Calibri" w:hAnsi="Calibri" w:eastAsia="Calibri"/>
+                <w:b/>
+                <w:sz w:val="20"/>
+              </w:rPr>
+              <w:t>Variable</w:t>
+            </w:r>
+          </w:p>
+        </w:tc>
+        <w:tc>
+          <w:tcPr>
+            <w:tcW w:type="dxa" w:w="4873"/>
+          </w:tcPr>
+          <w:p>
+            <w:r>
+              <w:rPr>
+                <w:rFonts w:ascii="Calibri" w:hAnsi="Calibri" w:eastAsia="Calibri"/>
+                <w:b/>
+                <w:sz w:val="20"/>
+              </w:rPr>
+              <w:t>Qué poner</w:t>
+            </w:r>
+          </w:p>
+        </w:tc>
+      </w:tr>
+      <w:tr>
+        <w:tc>
+          <w:tcPr>
+            <w:tcW w:type="dxa" w:w="4873"/>
+          </w:tcPr>
+          <w:p>
+            <w:r>
+              <w:rPr>
+                <w:rFonts w:ascii="Calibri" w:hAnsi="Calibri" w:eastAsia="Calibri"/>
+                <w:b w:val="0"/>
+                <w:sz w:val="18"/>
+              </w:rPr>
+              <w:t>COCE_JWT_SECRET</w:t>
+            </w:r>
+          </w:p>
+        </w:tc>
+        <w:tc>
+          <w:tcPr>
+            <w:tcW w:type="dxa" w:w="4873"/>
+          </w:tcPr>
+          <w:p>
+            <w:r>
+              <w:rPr>
+                <w:rFonts w:ascii="Calibri" w:hAnsi="Calibri" w:eastAsia="Calibri"/>
+                <w:b w:val="0"/>
+                <w:sz w:val="18"/>
+              </w:rPr>
+              <w:t>Cadena larga aleatoria para firmar las sesiones del dashboard (comando abajo).</w:t>
+            </w:r>
+          </w:p>
+        </w:tc>
+      </w:tr>
+      <w:tr>
+        <w:tc>
+          <w:tcPr>
+            <w:tcW w:type="dxa" w:w="4873"/>
+          </w:tcPr>
+          <w:p>
+            <w:r>
+              <w:rPr>
+                <w:rFonts w:ascii="Calibri" w:hAnsi="Calibri" w:eastAsia="Calibri"/>
+                <w:b w:val="0"/>
+                <w:sz w:val="18"/>
+              </w:rPr>
+              <w:t>COCE_SECRETS_KEY</w:t>
+            </w:r>
+          </w:p>
+        </w:tc>
+        <w:tc>
+          <w:tcPr>
+            <w:tcW w:type="dxa" w:w="4873"/>
+          </w:tcPr>
+          <w:p>
+            <w:r>
+              <w:rPr>
+                <w:rFonts w:ascii="Calibri" w:hAnsi="Calibri" w:eastAsia="Calibri"/>
+                <w:b w:val="0"/>
+                <w:sz w:val="18"/>
+              </w:rPr>
+              <w:t>Clave Fernet para cifrar credenciales guardadas de las sucursales (comando abajo).</w:t>
+            </w:r>
+          </w:p>
+        </w:tc>
+      </w:tr>
+      <w:tr>
+        <w:tc>
+          <w:tcPr>
+            <w:tcW w:type="dxa" w:w="4873"/>
+          </w:tcPr>
+          <w:p>
+            <w:r>
+              <w:rPr>
+                <w:rFonts w:ascii="Calibri" w:hAnsi="Calibri" w:eastAsia="Calibri"/>
+                <w:b w:val="0"/>
+                <w:sz w:val="18"/>
+              </w:rPr>
+              <w:t>COCE_CORS_ORIGINS</w:t>
+            </w:r>
+          </w:p>
+        </w:tc>
+        <w:tc>
+          <w:tcPr>
+            <w:tcW w:type="dxa" w:w="4873"/>
+          </w:tcPr>
+          <w:p>
+            <w:r>
+              <w:rPr>
+                <w:rFonts w:ascii="Calibri" w:hAnsi="Calibri" w:eastAsia="Calibri"/>
+                <w:b w:val="0"/>
+                <w:sz w:val="18"/>
+              </w:rPr>
+              <w:t>URL desde la que se abre el dashboard, p.ej. http://&lt;IP-COCE&gt;:5174. Varias URLs separadas por comas, sin espacios.</w:t>
+            </w:r>
+          </w:p>
+        </w:tc>
+      </w:tr>
+      <w:tr>
+        <w:tc>
+          <w:tcPr>
+            <w:tcW w:type="dxa" w:w="4873"/>
+          </w:tcPr>
+          <w:p>
+            <w:r>
+              <w:rPr>
+                <w:rFonts w:ascii="Calibri" w:hAnsi="Calibri" w:eastAsia="Calibri"/>
+                <w:b w:val="0"/>
+                <w:sz w:val="18"/>
+              </w:rPr>
+              <w:t>COCE_SETUP_TOKEN</w:t>
+            </w:r>
+          </w:p>
+        </w:tc>
+        <w:tc>
+          <w:tcPr>
+            <w:tcW w:type="dxa" w:w="4873"/>
+          </w:tcPr>
+          <w:p>
+            <w:r>
+              <w:rPr>
+                <w:rFonts w:ascii="Calibri" w:hAnsi="Calibri" w:eastAsia="Calibri"/>
+                <w:b w:val="0"/>
+                <w:sz w:val="18"/>
+              </w:rPr>
+              <w:t>Opcional. Permite registrar usuarios cuando ya existe alguno (ver 5.5).</w:t>
+            </w:r>
+          </w:p>
+        </w:tc>
+      </w:tr>
+    </w:tbl>
+    <w:p/>
+    <w:p>
+      <w:pPr>
+        <w:spacing w:after="160" w:before="0"/>
+      </w:pPr>
+      <w:r>
+        <w:rPr>
+          <w:rFonts w:ascii="Calibri" w:hAnsi="Calibri" w:eastAsia="Calibri"/>
+          <w:b/>
+          <w:sz w:val="22"/>
+        </w:rPr>
+        <w:t>Generar los valores (con el entorno .venv activado; el mismo comando sirve en Linux y Windows) y pegar cada resultado en su variable:</w:t>
+      </w:r>
+    </w:p>
+    <w:p>
+      <w:pPr>
+        <w:spacing w:after="200"/>
+        <w:ind w:left="283"/>
+      </w:pPr>
+      <w:r>
+        <w:rPr>
+          <w:rFonts w:ascii="Consolas" w:hAnsi="Consolas" w:eastAsia="Consolas"/>
+          <w:sz w:val="18"/>
+        </w:rPr>
+        <w:t># COCE_JWT_SECRET</w:t>
+        <w:br/>
+        <w:t>python -c "import secrets; print(secrets.token_urlsafe(48))"</w:t>
+        <w:br/>
+        <w:br/>
+        <w:t># COCE_SECRETS_KEY</w:t>
+        <w:br/>
+        <w:t>python -c "from cryptography.fernet import Fernet; print(Fernet.generate_key().decode())"</w:t>
+      </w:r>
+    </w:p>
+    <w:p>
+      <w:pPr>
+        <w:spacing w:after="160" w:before="0"/>
+      </w:pPr>
+      <w:r>
+        <w:rPr>
+          <w:rFonts w:ascii="Calibri" w:hAnsi="Calibri" w:eastAsia="Calibri"/>
+          <w:b w:val="0"/>
+          <w:sz w:val="22"/>
+        </w:rPr>
+        <w:t>Ejemplo de líneas resultantes en coce-api/.env:</w:t>
+      </w:r>
+    </w:p>
+    <w:p>
+      <w:pPr>
+        <w:spacing w:after="200"/>
+        <w:ind w:left="283"/>
+      </w:pPr>
+      <w:r>
+        <w:rPr>
+          <w:rFonts w:ascii="Consolas" w:hAnsi="Consolas" w:eastAsia="Consolas"/>
+          <w:sz w:val="18"/>
+        </w:rPr>
+        <w:t>COCE_JWT_SECRET=&lt;resultado del primer comando&gt;</w:t>
+        <w:br/>
+        <w:t>COCE_SECRETS_KEY=&lt;resultado del segundo comando&gt;</w:t>
+        <w:br/>
+        <w:t>COCE_CORS_ORIGINS=http://192.168.1.50:5174,http://localhost:5174</w:t>
+      </w:r>
+    </w:p>
+    <w:p>
+      <w:pPr>
+        <w:spacing w:after="160" w:before="0"/>
+      </w:pPr>
+      <w:r>
+        <w:rPr>
+          <w:rFonts w:ascii="Calibri" w:hAnsi="Calibri" w:eastAsia="Calibri"/>
+          <w:b w:val="0"/>
+          <w:sz w:val="22"/>
+        </w:rPr>
+        <w:t>Importante: no cambiar COCE_SECRETS_KEY una vez el COCE esté en servicio; las credenciales de sucursal ya guardadas dejarían de poder descifrarse. Cambiar COCE_JWT_SECRET solo obliga a volver a iniciar sesión en el dashboard.</w:t>
       </w:r>
     </w:p>
     <w:p>
@@ -2503,10 +2862,10 @@
       <w:r>
         <w:rPr>
           <w:rFonts w:ascii="Calibri" w:hAnsi="Calibri" w:eastAsia="Calibri"/>
-          <w:b/>
+          <w:b w:val="0"/>
           <w:sz w:val="22"/>
         </w:rPr>
-        <w:t>Generar clave Fernet:</w:t>
+        <w:t>Comprobación rápida en Linux:</w:t>
       </w:r>
     </w:p>
     <w:p>
@@ -2519,7 +2878,7 @@
           <w:rFonts w:ascii="Consolas" w:hAnsi="Consolas" w:eastAsia="Consolas"/>
           <w:sz w:val="18"/>
         </w:rPr>
-        <w:t>python -c "from cryptography.fernet import Fernet; print(Fernet.generate_key().decode())"</w:t>
+        <w:t>curl http://localhost:9000/health</w:t>
       </w:r>
     </w:p>
     <w:p>
@@ -2531,6 +2890,53 @@
           <w:color w:val="333333"/>
         </w:rPr>
         <w:t>5.4 Instalación — Dashboard</w:t>
+      </w:r>
+    </w:p>
+    <w:p>
+      <w:pPr>
+        <w:spacing w:after="160" w:before="0"/>
+      </w:pPr>
+      <w:r>
+        <w:rPr>
+          <w:rFonts w:ascii="Calibri" w:hAnsi="Calibri" w:eastAsia="Calibri"/>
+          <w:b/>
+          <w:sz w:val="22"/>
+        </w:rPr>
+        <w:t>Linux (Ubuntu):</w:t>
+      </w:r>
+    </w:p>
+    <w:p>
+      <w:pPr>
+        <w:spacing w:after="200"/>
+        <w:ind w:left="283"/>
+      </w:pPr>
+      <w:r>
+        <w:rPr>
+          <w:rFonts w:ascii="Consolas" w:hAnsi="Consolas" w:eastAsia="Consolas"/>
+          <w:sz w:val="18"/>
+        </w:rPr>
+        <w:t>cd ~/santander/coce-dashboard</w:t>
+        <w:br/>
+        <w:t>npm install</w:t>
+        <w:br/>
+        <w:t>cp .env.example .env</w:t>
+        <w:br/>
+        <w:t>nano .env          # VITE_COCE_API_URL=http://&lt;IP-COCE&gt;:9000</w:t>
+        <w:br/>
+        <w:t>npm run dev -- --host 0.0.0.0</w:t>
+      </w:r>
+    </w:p>
+    <w:p>
+      <w:pPr>
+        <w:spacing w:after="160" w:before="0"/>
+      </w:pPr>
+      <w:r>
+        <w:rPr>
+          <w:rFonts w:ascii="Calibri" w:hAnsi="Calibri" w:eastAsia="Calibri"/>
+          <w:b/>
+          <w:sz w:val="22"/>
+        </w:rPr>
+        <w:t>Windows:</w:t>
       </w:r>
     </w:p>
     <w:p>
@@ -2990,7 +3396,7 @@
           <w:b w:val="0"/>
           <w:sz w:val="22"/>
         </w:rPr>
-        <w:t>En la máquina COCE: git pull del repositorio.</w:t>
+        <w:t>En la máquina COCE: git pull origin main del repositorio.</w:t>
       </w:r>
     </w:p>
     <w:p>
@@ -3004,6 +3410,38 @@
           <w:sz w:val="22"/>
         </w:rPr>
         <w:t>Actualizar dependencias; reiniciar coce-api.</w:t>
+      </w:r>
+    </w:p>
+    <w:p>
+      <w:pPr>
+        <w:spacing w:after="160" w:before="0"/>
+      </w:pPr>
+      <w:r>
+        <w:rPr>
+          <w:rFonts w:ascii="Calibri" w:hAnsi="Calibri" w:eastAsia="Calibri"/>
+          <w:b/>
+          <w:sz w:val="22"/>
+        </w:rPr>
+        <w:t>Linux (Ubuntu):</w:t>
+      </w:r>
+    </w:p>
+    <w:p>
+      <w:pPr>
+        <w:spacing w:after="200"/>
+        <w:ind w:left="283"/>
+      </w:pPr>
+      <w:r>
+        <w:rPr>
+          <w:rFonts w:ascii="Consolas" w:hAnsi="Consolas" w:eastAsia="Consolas"/>
+          <w:sz w:val="18"/>
+        </w:rPr>
+        <w:t>cd ~/santander</w:t>
+        <w:br/>
+        <w:t>git pull origin main</w:t>
+        <w:br/>
+        <w:t>cd coce-api &amp;&amp; source .venv/bin/activate &amp;&amp; pip install -r requirements.txt</w:t>
+        <w:br/>
+        <w:t>cd ../coce-dashboard &amp;&amp; npm install &amp;&amp; npm run build</w:t>
       </w:r>
     </w:p>
     <w:p>
@@ -5945,7 +6383,7 @@
         </w:rPr>
         <w:t>— Fin del documento —</w:t>
         <w:br/>
-        <w:t>Control de Accesos Santander / SAIMA · Manual de operación e instalación v1.0</w:t>
+        <w:t>Control de Accesos Santander / SAIMA · Manual de operación e instalación v1.1</w:t>
       </w:r>
     </w:p>
     <w:sectPr>

--- a/docs/Manual_Operacion_Instalacion_Control_Accesos.docx
+++ b/docs/Manual_Operacion_Instalacion_Control_Accesos.docx
@@ -46,7 +46,7 @@
         </w:rPr>
         <w:t>Sistema local (panel de oficina) · Centro de Control (COCE) · App Android (tablet)</w:t>
         <w:br/>
-        <w:t>Versión documental: 1.1 — 05/10/2026</w:t>
+        <w:t>Versión documental: 1.1 — 23/10/2026</w:t>
       </w:r>
     </w:p>
     <w:p>
